--- a/docs/学工信箱功能介绍.docx
+++ b/docs/学工信箱功能介绍.docx
@@ -156,7 +156,7 @@
           <w:b w:val="0"/>
           <w:sz w:val="24"/>
         </w:rPr>
-        <w:t>学生：提交并跟踪本人诉求（写信、查询、撤回、补充、催办、评价、二次办理）。</w:t>
+        <w:t>学生：提交并跟踪本人诉求（写信、我的信件、公开信件、撤回、补充、催办、评价、二次办理）。</w:t>
       </w:r>
     </w:p>
     <w:p>
@@ -1122,88 +1122,6 @@
                 <w:sz w:val="18"/>
               </w:rPr>
               <w:t>状态筛选列表（含待分派）、信件详情（承办信息/时间线/派发记录/答复/补充/催办/评价）、行内操作</w:t>
-            </w:r>
-          </w:p>
-        </w:tc>
-        <w:tc>
-          <w:tcPr>
-            <w:tcW w:type="dxa" w:w="1020"/>
-            <w:vAlign w:val="center"/>
-          </w:tcPr>
-          <w:p>
-            <w:pPr>
-              <w:spacing w:before="30" w:after="30" w:line="240" w:lineRule="auto"/>
-              <w:jc w:val="center"/>
-            </w:pPr>
-            <w:r>
-              <w:rPr>
-                <w:rFonts w:ascii="Times New Roman" w:hAnsi="Times New Roman" w:eastAsia="宋体"/>
-                <w:b w:val="0"/>
-                <w:sz w:val="18"/>
-              </w:rPr>
-              <w:t>两者</w:t>
-            </w:r>
-          </w:p>
-        </w:tc>
-      </w:tr>
-      <w:tr>
-        <w:tc>
-          <w:tcPr>
-            <w:tcW w:type="dxa" w:w="1247"/>
-            <w:vAlign w:val="center"/>
-          </w:tcPr>
-          <w:p>
-            <w:pPr>
-              <w:spacing w:before="30" w:after="30" w:line="240" w:lineRule="auto"/>
-              <w:jc w:val="center"/>
-            </w:pPr>
-            <w:r>
-              <w:rPr>
-                <w:rFonts w:ascii="Times New Roman" w:hAnsi="Times New Roman" w:eastAsia="宋体"/>
-                <w:b w:val="0"/>
-                <w:sz w:val="18"/>
-              </w:rPr>
-              <w:t>信件查询</w:t>
-            </w:r>
-          </w:p>
-        </w:tc>
-        <w:tc>
-          <w:tcPr>
-            <w:tcW w:type="dxa" w:w="1361"/>
-            <w:vAlign w:val="center"/>
-          </w:tcPr>
-          <w:p>
-            <w:pPr>
-              <w:spacing w:before="30" w:after="30" w:line="240" w:lineRule="auto"/>
-              <w:jc w:val="center"/>
-            </w:pPr>
-            <w:r>
-              <w:rPr>
-                <w:rFonts w:ascii="Times New Roman" w:hAnsi="Times New Roman" w:eastAsia="宋体"/>
-                <w:b w:val="0"/>
-                <w:sz w:val="18"/>
-              </w:rPr>
-              <w:t>学生</w:t>
-            </w:r>
-          </w:p>
-        </w:tc>
-        <w:tc>
-          <w:tcPr>
-            <w:tcW w:type="dxa" w:w="5329"/>
-            <w:vAlign w:val="center"/>
-          </w:tcPr>
-          <w:p>
-            <w:pPr>
-              <w:spacing w:before="30" w:after="30" w:line="240" w:lineRule="auto"/>
-              <w:jc w:val="left"/>
-            </w:pPr>
-            <w:r>
-              <w:rPr>
-                <w:rFonts w:ascii="Times New Roman" w:hAnsi="Times New Roman" w:eastAsia="宋体"/>
-                <w:b w:val="0"/>
-                <w:sz w:val="18"/>
-              </w:rPr>
-              <w:t>凭编号精确查询 + 多条件组合查询（状态含待分派、科室维度为承办科室）</w:t>
             </w:r>
           </w:p>
         </w:tc>
